--- a/relatorio_text2sql.docx
+++ b/relatorio_text2sql.docx
@@ -2687,7 +2687,7 @@
       </w:pPr>
       <w:sdt>
         <w:sdtPr>
-          <w:id w:val="676899163"/>
+          <w:id w:val="-598855658"/>
           <w:tag w:val="goog_rdk_0"/>
         </w:sdtPr>
         <w:sdtContent>
@@ -2735,7 +2735,7 @@
       </w:pPr>
       <w:sdt>
         <w:sdtPr>
-          <w:id w:val="-1326118306"/>
+          <w:id w:val="-280932255"/>
           <w:tag w:val="goog_rdk_1"/>
         </w:sdtPr>
         <w:sdtContent>
@@ -5139,15 +5139,31 @@
     <w:p>
       <w:pPr>
         <w:pStyle w:val="Heading2"/>
-        <w:rPr/>
-      </w:pPr>
-      <w:r>
         <w:rPr>
           <w:b w:val="1"/>
           <w:bCs w:val="1"/>
+        </w:rPr>
+      </w:pPr>
+      <w:r>
+        <w:rPr>
+          <w:b w:val="1"/>
+          <w:bCs w:val="1"/>
           <w:rtl w:val="0"/>
         </w:rPr>
         <w:t xml:space="preserve">5.1. Resultados — LSTM Base (Seção 5 — Spider)</w:t>
+      </w:r>
+    </w:p>
+    <w:p>
+      <w:pPr>
+        <w:spacing w:after="120" w:lineRule="auto"/>
+        <w:jc w:val="both"/>
+        <w:rPr/>
+      </w:pPr>
+      <w:r>
+        <w:rPr>
+          <w:rtl w:val="0"/>
+        </w:rPr>
+        <w:t xml:space="preserve">[ SEÇÃO COM DADOS DA ÚLTIMA EXECUÇÃO - ATUALIZADOS ]</w:t>
       </w:r>
       <w:r>
         <w:rPr>
@@ -6902,15 +6918,31 @@
     <w:p>
       <w:pPr>
         <w:pStyle w:val="Heading2"/>
-        <w:rPr/>
-      </w:pPr>
-      <w:r>
         <w:rPr>
           <w:b w:val="1"/>
           <w:bCs w:val="1"/>
+        </w:rPr>
+      </w:pPr>
+      <w:r>
+        <w:rPr>
+          <w:b w:val="1"/>
+          <w:bCs w:val="1"/>
           <w:rtl w:val="0"/>
         </w:rPr>
         <w:t xml:space="preserve">5.2. Resultados — LSTM Expandida (Seção 6 — Spider + sql-create-context)</w:t>
+      </w:r>
+    </w:p>
+    <w:p>
+      <w:pPr>
+        <w:spacing w:after="120" w:lineRule="auto"/>
+        <w:jc w:val="both"/>
+        <w:rPr/>
+      </w:pPr>
+      <w:r>
+        <w:rPr>
+          <w:rtl w:val="0"/>
+        </w:rPr>
+        <w:t xml:space="preserve">[ SEÇÃO COM DADOS DA ÚLTIMA EXECUÇÃO - ATUALIZADOS ]</w:t>
       </w:r>
       <w:r>
         <w:rPr>
@@ -8920,20 +8952,14 @@
           <w:szCs w:val="24"/>
           <w:rtl w:val="0"/>
         </w:rPr>
-        <w:t xml:space="preserve">[ SEÇÃO DISPONÍVEL PARA PREENCHIMENTO ]</w:t>
-      </w:r>
-      <w:r>
-        <w:rPr>
-          <w:rtl w:val="0"/>
-        </w:rPr>
-      </w:r>
-    </w:p>
-    <w:p>
-      <w:pPr>
-        <w:spacing w:after="120" w:lineRule="auto"/>
-        <w:jc w:val="both"/>
-        <w:rPr/>
-      </w:pPr>
+        <w:t xml:space="preserve">[ SEÇÃO </w:t>
+      </w:r>
+      <w:r>
+        <w:rPr>
+          <w:rtl w:val="0"/>
+        </w:rPr>
+        <w:t xml:space="preserve">COM DADOS DA PENÚLTIMA EXECUÇÃO - DESATUALIZADOS</w:t>
+      </w:r>
       <w:r>
         <w:rPr>
           <w:rFonts w:ascii="Arial" w:cs="Arial" w:eastAsia="Arial" w:hAnsi="Arial"/>
@@ -8941,6 +8967,27 @@
           <w:szCs w:val="24"/>
           <w:rtl w:val="0"/>
         </w:rPr>
+        <w:t xml:space="preserve"> ]</w:t>
+      </w:r>
+      <w:r>
+        <w:rPr>
+          <w:rtl w:val="0"/>
+        </w:rPr>
+      </w:r>
+    </w:p>
+    <w:p>
+      <w:pPr>
+        <w:spacing w:after="120" w:lineRule="auto"/>
+        <w:jc w:val="both"/>
+        <w:rPr/>
+      </w:pPr>
+      <w:r>
+        <w:rPr>
+          <w:rFonts w:ascii="Arial" w:cs="Arial" w:eastAsia="Arial" w:hAnsi="Arial"/>
+          <w:sz w:val="24"/>
+          <w:szCs w:val="24"/>
+          <w:rtl w:val="0"/>
+        </w:rPr>
         <w:t xml:space="preserve">O T5-SQL (mrm8488/t5-base-finetuned-wikiSQL) foi fine-tunado em 6 experimentos, combinando três fontes de dados (PT+C4AI, EN Spider, EN Expandido) com duas variantes de entrada (sem schema e com schema). Aguardando execução completa para inserção dos resultados quantitativos.</w:t>
       </w:r>
       <w:r>
@@ -8963,7 +9010,7 @@
     <w:tbl>
       <w:tblPr>
         <w:tblStyle w:val="Table7"/>
-        <w:tblW w:w="8960.0" w:type="dxa"/>
+        <w:tblW w:w="9075.0" w:type="dxa"/>
         <w:jc w:val="left"/>
         <w:tblBorders>
           <w:top w:color="000000" w:space="0" w:sz="4" w:val="single"/>
@@ -8977,22 +9024,22 @@
         <w:tblLook w:val="0000"/>
       </w:tblPr>
       <w:tblGrid>
-        <w:gridCol w:w="2300"/>
-        <w:gridCol w:w="2000"/>
-        <w:gridCol w:w="1000"/>
-        <w:gridCol w:w="1000"/>
-        <w:gridCol w:w="1000"/>
-        <w:gridCol w:w="900"/>
-        <w:gridCol w:w="760"/>
+        <w:gridCol w:w="2295"/>
+        <w:gridCol w:w="1995"/>
+        <w:gridCol w:w="1005"/>
+        <w:gridCol w:w="1005"/>
+        <w:gridCol w:w="1005"/>
+        <w:gridCol w:w="1020"/>
+        <w:gridCol w:w="750"/>
         <w:tblGridChange w:id="0">
           <w:tblGrid>
-            <w:gridCol w:w="2300"/>
-            <w:gridCol w:w="2000"/>
-            <w:gridCol w:w="1000"/>
-            <w:gridCol w:w="1000"/>
-            <w:gridCol w:w="1000"/>
-            <w:gridCol w:w="900"/>
-            <w:gridCol w:w="760"/>
+            <w:gridCol w:w="2295"/>
+            <w:gridCol w:w="1995"/>
+            <w:gridCol w:w="1005"/>
+            <w:gridCol w:w="1005"/>
+            <w:gridCol w:w="1005"/>
+            <w:gridCol w:w="1020"/>
+            <w:gridCol w:w="750"/>
           </w:tblGrid>
         </w:tblGridChange>
       </w:tblGrid>
@@ -9410,7 +9457,41 @@
             </w:pPr>
             <w:r>
               <w:rPr>
-                <w:rFonts w:ascii="Arial" w:cs="Arial" w:eastAsia="Arial" w:hAnsi="Arial"/>
+                <w:sz w:val="22"/>
+                <w:szCs w:val="22"/>
+                <w:rtl w:val="0"/>
+              </w:rPr>
+              <w:t xml:space="preserve">57.12</w:t>
+            </w:r>
+            <w:r>
+              <w:rPr>
+                <w:rtl w:val="0"/>
+              </w:rPr>
+            </w:r>
+          </w:p>
+        </w:tc>
+        <w:tc>
+          <w:tcPr>
+            <w:tcBorders>
+              <w:top w:color="cccccc" w:space="0" w:sz="4" w:val="single"/>
+              <w:left w:color="cccccc" w:space="0" w:sz="4" w:val="single"/>
+              <w:bottom w:color="cccccc" w:space="0" w:sz="4" w:val="single"/>
+              <w:right w:color="cccccc" w:space="0" w:sz="4" w:val="single"/>
+            </w:tcBorders>
+            <w:shd w:fill="ebf3fb" w:val="clear"/>
+            <w:tcMar>
+              <w:top w:w="80.0" w:type="dxa"/>
+              <w:left w:w="120.0" w:type="dxa"/>
+              <w:bottom w:w="80.0" w:type="dxa"/>
+              <w:right w:w="120.0" w:type="dxa"/>
+            </w:tcMar>
+          </w:tcPr>
+          <w:p>
+            <w:pPr>
+              <w:rPr/>
+            </w:pPr>
+            <w:r>
+              <w:rPr>
                 <w:sz w:val="22"/>
                 <w:szCs w:val="22"/>
                 <w:rtl w:val="0"/>
@@ -9446,12 +9527,11 @@
             </w:pPr>
             <w:r>
               <w:rPr>
-                <w:rFonts w:ascii="Arial" w:cs="Arial" w:eastAsia="Arial" w:hAnsi="Arial"/>
-                <w:sz w:val="22"/>
-                <w:szCs w:val="22"/>
-                <w:rtl w:val="0"/>
-              </w:rPr>
-              <w:t xml:space="preserve">—</w:t>
+                <w:sz w:val="22"/>
+                <w:szCs w:val="22"/>
+                <w:rtl w:val="0"/>
+              </w:rPr>
+              <w:t xml:space="preserve">0.3916</w:t>
             </w:r>
             <w:r>
               <w:rPr>
@@ -9482,48 +9562,11 @@
             </w:pPr>
             <w:r>
               <w:rPr>
-                <w:rFonts w:ascii="Arial" w:cs="Arial" w:eastAsia="Arial" w:hAnsi="Arial"/>
-                <w:sz w:val="22"/>
-                <w:szCs w:val="22"/>
-                <w:rtl w:val="0"/>
-              </w:rPr>
-              <w:t xml:space="preserve">—</w:t>
-            </w:r>
-            <w:r>
-              <w:rPr>
-                <w:rtl w:val="0"/>
-              </w:rPr>
-            </w:r>
-          </w:p>
-        </w:tc>
-        <w:tc>
-          <w:tcPr>
-            <w:tcBorders>
-              <w:top w:color="cccccc" w:space="0" w:sz="4" w:val="single"/>
-              <w:left w:color="cccccc" w:space="0" w:sz="4" w:val="single"/>
-              <w:bottom w:color="cccccc" w:space="0" w:sz="4" w:val="single"/>
-              <w:right w:color="cccccc" w:space="0" w:sz="4" w:val="single"/>
-            </w:tcBorders>
-            <w:shd w:fill="ebf3fb" w:val="clear"/>
-            <w:tcMar>
-              <w:top w:w="80.0" w:type="dxa"/>
-              <w:left w:w="120.0" w:type="dxa"/>
-              <w:bottom w:w="80.0" w:type="dxa"/>
-              <w:right w:w="120.0" w:type="dxa"/>
-            </w:tcMar>
-          </w:tcPr>
-          <w:p>
-            <w:pPr>
-              <w:rPr/>
-            </w:pPr>
-            <w:r>
-              <w:rPr>
-                <w:rFonts w:ascii="Arial" w:cs="Arial" w:eastAsia="Arial" w:hAnsi="Arial"/>
-                <w:sz w:val="22"/>
-                <w:szCs w:val="22"/>
-                <w:rtl w:val="0"/>
-              </w:rPr>
-              <w:t xml:space="preserve">—</w:t>
+                <w:sz w:val="22"/>
+                <w:szCs w:val="22"/>
+                <w:rtl w:val="0"/>
+              </w:rPr>
+              <w:t xml:space="preserve">1.5</w:t>
             </w:r>
             <w:r>
               <w:rPr>
@@ -9664,6 +9707,39 @@
           </w:tcPr>
           <w:p>
             <w:pPr>
+              <w:rPr>
+                <w:sz w:val="22"/>
+                <w:szCs w:val="22"/>
+              </w:rPr>
+            </w:pPr>
+            <w:r>
+              <w:rPr>
+                <w:sz w:val="22"/>
+                <w:szCs w:val="22"/>
+                <w:rtl w:val="0"/>
+              </w:rPr>
+              <w:t xml:space="preserve">80.99</w:t>
+            </w:r>
+          </w:p>
+        </w:tc>
+        <w:tc>
+          <w:tcPr>
+            <w:tcBorders>
+              <w:top w:color="cccccc" w:space="0" w:sz="4" w:val="single"/>
+              <w:left w:color="cccccc" w:space="0" w:sz="4" w:val="single"/>
+              <w:bottom w:color="cccccc" w:space="0" w:sz="4" w:val="single"/>
+              <w:right w:color="cccccc" w:space="0" w:sz="4" w:val="single"/>
+            </w:tcBorders>
+            <w:shd w:fill="ffffff" w:val="clear"/>
+            <w:tcMar>
+              <w:top w:w="80.0" w:type="dxa"/>
+              <w:left w:w="120.0" w:type="dxa"/>
+              <w:bottom w:w="80.0" w:type="dxa"/>
+              <w:right w:w="120.0" w:type="dxa"/>
+            </w:tcMar>
+          </w:tcPr>
+          <w:p>
+            <w:pPr>
               <w:rPr/>
             </w:pPr>
             <w:r>
@@ -9704,12 +9780,11 @@
             </w:pPr>
             <w:r>
               <w:rPr>
-                <w:rFonts w:ascii="Arial" w:cs="Arial" w:eastAsia="Arial" w:hAnsi="Arial"/>
-                <w:sz w:val="22"/>
-                <w:szCs w:val="22"/>
-                <w:rtl w:val="0"/>
-              </w:rPr>
-              <w:t xml:space="preserve">—</w:t>
+                <w:sz w:val="22"/>
+                <w:szCs w:val="22"/>
+                <w:rtl w:val="0"/>
+              </w:rPr>
+              <w:t xml:space="preserve">0.1885</w:t>
             </w:r>
             <w:r>
               <w:rPr>
@@ -9740,48 +9815,11 @@
             </w:pPr>
             <w:r>
               <w:rPr>
-                <w:rFonts w:ascii="Arial" w:cs="Arial" w:eastAsia="Arial" w:hAnsi="Arial"/>
-                <w:sz w:val="22"/>
-                <w:szCs w:val="22"/>
-                <w:rtl w:val="0"/>
-              </w:rPr>
-              <w:t xml:space="preserve">—</w:t>
-            </w:r>
-            <w:r>
-              <w:rPr>
-                <w:rtl w:val="0"/>
-              </w:rPr>
-            </w:r>
-          </w:p>
-        </w:tc>
-        <w:tc>
-          <w:tcPr>
-            <w:tcBorders>
-              <w:top w:color="cccccc" w:space="0" w:sz="4" w:val="single"/>
-              <w:left w:color="cccccc" w:space="0" w:sz="4" w:val="single"/>
-              <w:bottom w:color="cccccc" w:space="0" w:sz="4" w:val="single"/>
-              <w:right w:color="cccccc" w:space="0" w:sz="4" w:val="single"/>
-            </w:tcBorders>
-            <w:shd w:fill="ffffff" w:val="clear"/>
-            <w:tcMar>
-              <w:top w:w="80.0" w:type="dxa"/>
-              <w:left w:w="120.0" w:type="dxa"/>
-              <w:bottom w:w="80.0" w:type="dxa"/>
-              <w:right w:w="120.0" w:type="dxa"/>
-            </w:tcMar>
-          </w:tcPr>
-          <w:p>
-            <w:pPr>
-              <w:rPr/>
-            </w:pPr>
-            <w:r>
-              <w:rPr>
-                <w:rFonts w:ascii="Arial" w:cs="Arial" w:eastAsia="Arial" w:hAnsi="Arial"/>
-                <w:sz w:val="22"/>
-                <w:szCs w:val="22"/>
-                <w:rtl w:val="0"/>
-              </w:rPr>
-              <w:t xml:space="preserve">—</w:t>
+                <w:sz w:val="22"/>
+                <w:szCs w:val="22"/>
+                <w:rtl w:val="0"/>
+              </w:rPr>
+              <w:t xml:space="preserve">1.2</w:t>
             </w:r>
             <w:r>
               <w:rPr>
@@ -9922,6 +9960,39 @@
           </w:tcPr>
           <w:p>
             <w:pPr>
+              <w:rPr>
+                <w:sz w:val="22"/>
+                <w:szCs w:val="22"/>
+              </w:rPr>
+            </w:pPr>
+            <w:r>
+              <w:rPr>
+                <w:sz w:val="22"/>
+                <w:szCs w:val="22"/>
+                <w:rtl w:val="0"/>
+              </w:rPr>
+              <w:t xml:space="preserve">53.88</w:t>
+            </w:r>
+          </w:p>
+        </w:tc>
+        <w:tc>
+          <w:tcPr>
+            <w:tcBorders>
+              <w:top w:color="cccccc" w:space="0" w:sz="4" w:val="single"/>
+              <w:left w:color="cccccc" w:space="0" w:sz="4" w:val="single"/>
+              <w:bottom w:color="cccccc" w:space="0" w:sz="4" w:val="single"/>
+              <w:right w:color="cccccc" w:space="0" w:sz="4" w:val="single"/>
+            </w:tcBorders>
+            <w:shd w:fill="ebf3fb" w:val="clear"/>
+            <w:tcMar>
+              <w:top w:w="80.0" w:type="dxa"/>
+              <w:left w:w="120.0" w:type="dxa"/>
+              <w:bottom w:w="80.0" w:type="dxa"/>
+              <w:right w:w="120.0" w:type="dxa"/>
+            </w:tcMar>
+          </w:tcPr>
+          <w:p>
+            <w:pPr>
               <w:rPr/>
             </w:pPr>
             <w:r>
@@ -9958,21 +10029,18 @@
           </w:tcPr>
           <w:p>
             <w:pPr>
-              <w:rPr/>
-            </w:pPr>
-            <w:r>
-              <w:rPr>
-                <w:rFonts w:ascii="Arial" w:cs="Arial" w:eastAsia="Arial" w:hAnsi="Arial"/>
-                <w:sz w:val="22"/>
-                <w:szCs w:val="22"/>
-                <w:rtl w:val="0"/>
-              </w:rPr>
-              <w:t xml:space="preserve">—</w:t>
-            </w:r>
-            <w:r>
-              <w:rPr>
-                <w:rtl w:val="0"/>
-              </w:rPr>
+              <w:rPr>
+                <w:sz w:val="22"/>
+                <w:szCs w:val="22"/>
+              </w:rPr>
+            </w:pPr>
+            <w:r>
+              <w:rPr>
+                <w:sz w:val="22"/>
+                <w:szCs w:val="22"/>
+                <w:rtl w:val="0"/>
+              </w:rPr>
+              <w:t xml:space="preserve">0.6849</w:t>
             </w:r>
           </w:p>
         </w:tc>
@@ -9998,48 +10066,11 @@
             </w:pPr>
             <w:r>
               <w:rPr>
-                <w:rFonts w:ascii="Arial" w:cs="Arial" w:eastAsia="Arial" w:hAnsi="Arial"/>
-                <w:sz w:val="22"/>
-                <w:szCs w:val="22"/>
-                <w:rtl w:val="0"/>
-              </w:rPr>
-              <w:t xml:space="preserve">—</w:t>
-            </w:r>
-            <w:r>
-              <w:rPr>
-                <w:rtl w:val="0"/>
-              </w:rPr>
-            </w:r>
-          </w:p>
-        </w:tc>
-        <w:tc>
-          <w:tcPr>
-            <w:tcBorders>
-              <w:top w:color="cccccc" w:space="0" w:sz="4" w:val="single"/>
-              <w:left w:color="cccccc" w:space="0" w:sz="4" w:val="single"/>
-              <w:bottom w:color="cccccc" w:space="0" w:sz="4" w:val="single"/>
-              <w:right w:color="cccccc" w:space="0" w:sz="4" w:val="single"/>
-            </w:tcBorders>
-            <w:shd w:fill="ebf3fb" w:val="clear"/>
-            <w:tcMar>
-              <w:top w:w="80.0" w:type="dxa"/>
-              <w:left w:w="120.0" w:type="dxa"/>
-              <w:bottom w:w="80.0" w:type="dxa"/>
-              <w:right w:w="120.0" w:type="dxa"/>
-            </w:tcMar>
-          </w:tcPr>
-          <w:p>
-            <w:pPr>
-              <w:rPr/>
-            </w:pPr>
-            <w:r>
-              <w:rPr>
-                <w:rFonts w:ascii="Arial" w:cs="Arial" w:eastAsia="Arial" w:hAnsi="Arial"/>
-                <w:sz w:val="22"/>
-                <w:szCs w:val="22"/>
-                <w:rtl w:val="0"/>
-              </w:rPr>
-              <w:t xml:space="preserve">—</w:t>
+                <w:sz w:val="22"/>
+                <w:szCs w:val="22"/>
+                <w:rtl w:val="0"/>
+              </w:rPr>
+              <w:t xml:space="preserve">2.0</w:t>
             </w:r>
             <w:r>
               <w:rPr>
@@ -10184,6 +10215,41 @@
             </w:pPr>
             <w:r>
               <w:rPr>
+                <w:sz w:val="22"/>
+                <w:szCs w:val="22"/>
+                <w:rtl w:val="0"/>
+              </w:rPr>
+              <w:t xml:space="preserve">81.86</w:t>
+            </w:r>
+            <w:r>
+              <w:rPr>
+                <w:rtl w:val="0"/>
+              </w:rPr>
+            </w:r>
+          </w:p>
+        </w:tc>
+        <w:tc>
+          <w:tcPr>
+            <w:tcBorders>
+              <w:top w:color="cccccc" w:space="0" w:sz="4" w:val="single"/>
+              <w:left w:color="cccccc" w:space="0" w:sz="4" w:val="single"/>
+              <w:bottom w:color="cccccc" w:space="0" w:sz="4" w:val="single"/>
+              <w:right w:color="cccccc" w:space="0" w:sz="4" w:val="single"/>
+            </w:tcBorders>
+            <w:shd w:fill="ffffff" w:val="clear"/>
+            <w:tcMar>
+              <w:top w:w="80.0" w:type="dxa"/>
+              <w:left w:w="120.0" w:type="dxa"/>
+              <w:bottom w:w="80.0" w:type="dxa"/>
+              <w:right w:w="120.0" w:type="dxa"/>
+            </w:tcMar>
+          </w:tcPr>
+          <w:p>
+            <w:pPr>
+              <w:rPr/>
+            </w:pPr>
+            <w:r>
+              <w:rPr>
                 <w:rFonts w:ascii="Arial" w:cs="Arial" w:eastAsia="Arial" w:hAnsi="Arial"/>
                 <w:sz w:val="22"/>
                 <w:szCs w:val="22"/>
@@ -10220,12 +10286,11 @@
             </w:pPr>
             <w:r>
               <w:rPr>
-                <w:rFonts w:ascii="Arial" w:cs="Arial" w:eastAsia="Arial" w:hAnsi="Arial"/>
-                <w:sz w:val="22"/>
-                <w:szCs w:val="22"/>
-                <w:rtl w:val="0"/>
-              </w:rPr>
-              <w:t xml:space="preserve">—</w:t>
+                <w:sz w:val="22"/>
+                <w:szCs w:val="22"/>
+                <w:rtl w:val="0"/>
+              </w:rPr>
+              <w:t xml:space="preserve">0.4</w:t>
             </w:r>
             <w:r>
               <w:rPr>
@@ -10256,48 +10321,11 @@
             </w:pPr>
             <w:r>
               <w:rPr>
-                <w:rFonts w:ascii="Arial" w:cs="Arial" w:eastAsia="Arial" w:hAnsi="Arial"/>
-                <w:sz w:val="22"/>
-                <w:szCs w:val="22"/>
-                <w:rtl w:val="0"/>
-              </w:rPr>
-              <w:t xml:space="preserve">—</w:t>
-            </w:r>
-            <w:r>
-              <w:rPr>
-                <w:rtl w:val="0"/>
-              </w:rPr>
-            </w:r>
-          </w:p>
-        </w:tc>
-        <w:tc>
-          <w:tcPr>
-            <w:tcBorders>
-              <w:top w:color="cccccc" w:space="0" w:sz="4" w:val="single"/>
-              <w:left w:color="cccccc" w:space="0" w:sz="4" w:val="single"/>
-              <w:bottom w:color="cccccc" w:space="0" w:sz="4" w:val="single"/>
-              <w:right w:color="cccccc" w:space="0" w:sz="4" w:val="single"/>
-            </w:tcBorders>
-            <w:shd w:fill="ffffff" w:val="clear"/>
-            <w:tcMar>
-              <w:top w:w="80.0" w:type="dxa"/>
-              <w:left w:w="120.0" w:type="dxa"/>
-              <w:bottom w:w="80.0" w:type="dxa"/>
-              <w:right w:w="120.0" w:type="dxa"/>
-            </w:tcMar>
-          </w:tcPr>
-          <w:p>
-            <w:pPr>
-              <w:rPr/>
-            </w:pPr>
-            <w:r>
-              <w:rPr>
-                <w:rFonts w:ascii="Arial" w:cs="Arial" w:eastAsia="Arial" w:hAnsi="Arial"/>
-                <w:sz w:val="22"/>
-                <w:szCs w:val="22"/>
-                <w:rtl w:val="0"/>
-              </w:rPr>
-              <w:t xml:space="preserve">—</w:t>
+                <w:sz w:val="22"/>
+                <w:szCs w:val="22"/>
+                <w:rtl w:val="0"/>
+              </w:rPr>
+              <w:t xml:space="preserve">1.5</w:t>
             </w:r>
             <w:r>
               <w:rPr>
@@ -12872,7 +12900,7 @@
       </w:pPr>
       <w:sdt>
         <w:sdtPr>
-          <w:id w:val="-1433779894"/>
+          <w:id w:val="2116660764"/>
           <w:tag w:val="goog_rdk_2"/>
         </w:sdtPr>
         <w:sdtContent>
@@ -13849,7 +13877,7 @@
       </w:r>
       <w:sdt>
         <w:sdtPr>
-          <w:id w:val="1107354262"/>
+          <w:id w:val="1257676372"/>
           <w:tag w:val="goog_rdk_3"/>
         </w:sdtPr>
         <w:sdtContent>
